--- a/Materiale-facultate/An-III/GC/Teme/Tema5/Tema5.docx
+++ b/Materiale-facultate/An-III/GC/Teme/Tema5/Tema5.docx
@@ -344,6 +344,7 @@
       <w:r>
         <w:rPr>
           <w:rFonts w:ascii="Arial" w:hAnsi="Arial" w:cs="Arial"/>
+          <w:noProof/>
         </w:rPr>
         <w:drawing>
           <wp:inline distT="0" distB="0" distL="0" distR="0" wp14:anchorId="065677C2" wp14:editId="11B06FCC">
@@ -440,6 +441,7 @@
       <w:r>
         <w:rPr>
           <w:rFonts w:ascii="Arial" w:hAnsi="Arial" w:cs="Arial"/>
+          <w:noProof/>
         </w:rPr>
         <w:drawing>
           <wp:inline distT="0" distB="0" distL="0" distR="0" wp14:anchorId="248A0118" wp14:editId="44C7A0E4">
@@ -487,6 +489,7 @@
       <w:r>
         <w:rPr>
           <w:rFonts w:ascii="Arial" w:hAnsi="Arial" w:cs="Arial"/>
+          <w:noProof/>
         </w:rPr>
         <w:drawing>
           <wp:inline distT="0" distB="0" distL="0" distR="0" wp14:anchorId="5435CE97" wp14:editId="48B64A28">
@@ -534,6 +537,7 @@
       <w:r>
         <w:rPr>
           <w:rFonts w:ascii="Arial" w:hAnsi="Arial" w:cs="Arial"/>
+          <w:noProof/>
         </w:rPr>
         <w:lastRenderedPageBreak/>
         <w:drawing>
@@ -1019,19 +1023,7 @@
         <w:rPr>
           <w:rFonts w:ascii="Arial" w:hAnsi="Arial" w:cs="Arial"/>
         </w:rPr>
-        <w:t>m</w:t>
-      </w:r>
-      <w:r>
-        <w:rPr>
-          <w:rFonts w:ascii="Arial" w:hAnsi="Arial" w:cs="Arial"/>
-        </w:rPr>
-        <w:t>a</w:t>
-      </w:r>
-      <w:r>
-        <w:rPr>
-          <w:rFonts w:ascii="Arial" w:hAnsi="Arial" w:cs="Arial"/>
-        </w:rPr>
-        <w:t>rit</w:t>
+        <w:t>marit</w:t>
       </w:r>
       <w:proofErr w:type="spellEnd"/>
       <w:r>
@@ -1059,13 +1051,7 @@
         <w:rPr>
           <w:rFonts w:ascii="Arial" w:hAnsi="Arial" w:cs="Arial"/>
         </w:rPr>
-        <w:t>ambiental</w:t>
-      </w:r>
-      <w:r>
-        <w:rPr>
-          <w:rFonts w:ascii="Arial" w:hAnsi="Arial" w:cs="Arial"/>
-        </w:rPr>
-        <w:t>a</w:t>
+        <w:t>ambientala</w:t>
       </w:r>
       <w:proofErr w:type="spellEnd"/>
       <w:r>
@@ -1107,13 +1093,7 @@
         <w:rPr>
           <w:rFonts w:ascii="Arial" w:hAnsi="Arial" w:cs="Arial"/>
         </w:rPr>
-        <w:t>s</w:t>
-      </w:r>
-      <w:r>
-        <w:rPr>
-          <w:rFonts w:ascii="Arial" w:hAnsi="Arial" w:cs="Arial"/>
-        </w:rPr>
-        <w:t>i</w:t>
+        <w:t>si</w:t>
       </w:r>
       <w:proofErr w:type="spellEnd"/>
       <w:r>
@@ -1182,6 +1162,7 @@
       <w:r>
         <w:rPr>
           <w:rFonts w:ascii="Arial" w:hAnsi="Arial" w:cs="Arial"/>
+          <w:noProof/>
         </w:rPr>
         <w:drawing>
           <wp:inline distT="0" distB="0" distL="0" distR="0" wp14:anchorId="6CFCCA08" wp14:editId="09476F2F">
@@ -1497,6 +1478,7 @@
           <w:rFonts w:ascii="Arial" w:hAnsi="Arial" w:cs="Arial"/>
           <w:b/>
           <w:bCs/>
+          <w:noProof/>
         </w:rPr>
         <w:drawing>
           <wp:inline distT="0" distB="0" distL="0" distR="0" wp14:anchorId="513A6567" wp14:editId="5A7EB6F6">
@@ -1711,6 +1693,7 @@
       <w:r>
         <w:rPr>
           <w:rFonts w:ascii="Arial" w:hAnsi="Arial" w:cs="Arial"/>
+          <w:noProof/>
         </w:rPr>
         <w:drawing>
           <wp:inline distT="0" distB="0" distL="0" distR="0" wp14:anchorId="1AE7F28A" wp14:editId="15CF6BFE">
@@ -1933,44 +1916,168 @@
     </w:p>
     <w:p>
       <w:pPr>
-        <w:rPr>
-          <w:rFonts w:ascii="Arial" w:hAnsi="Arial" w:cs="Arial"/>
-          <w:b/>
-          <w:bCs/>
-        </w:rPr>
-      </w:pPr>
-    </w:p>
-    <w:p>
-      <w:pPr>
-        <w:rPr>
-          <w:rFonts w:ascii="Arial" w:hAnsi="Arial" w:cs="Arial"/>
-          <w:b/>
-          <w:bCs/>
-        </w:rPr>
-      </w:pPr>
-    </w:p>
-    <w:p>
-      <w:pPr>
-        <w:rPr>
-          <w:rFonts w:ascii="Arial" w:hAnsi="Arial" w:cs="Arial"/>
-          <w:b/>
-          <w:bCs/>
-        </w:rPr>
-      </w:pPr>
-    </w:p>
-    <w:p>
-      <w:pPr>
-        <w:rPr>
-          <w:rFonts w:ascii="Arial" w:hAnsi="Arial" w:cs="Arial"/>
-          <w:b/>
-          <w:bCs/>
-        </w:rPr>
-      </w:pPr>
-      <w:r>
-        <w:rPr>
-          <w:rFonts w:ascii="Arial" w:hAnsi="Arial" w:cs="Arial"/>
-          <w:b/>
-          <w:bCs/>
+        <w:pStyle w:val="ListParagraph"/>
+        <w:rPr>
+          <w:rFonts w:ascii="Arial" w:hAnsi="Arial" w:cs="Arial"/>
+        </w:rPr>
+      </w:pPr>
+    </w:p>
+    <w:p>
+      <w:pPr>
+        <w:pStyle w:val="ListParagraph"/>
+        <w:rPr>
+          <w:rFonts w:ascii="Arial" w:hAnsi="Arial" w:cs="Arial"/>
+        </w:rPr>
+      </w:pPr>
+      <w:proofErr w:type="spellStart"/>
+      <w:r>
+        <w:rPr>
+          <w:rFonts w:ascii="Arial" w:hAnsi="Arial" w:cs="Arial"/>
+        </w:rPr>
+        <w:t>Inainte</w:t>
+      </w:r>
+      <w:proofErr w:type="spellEnd"/>
+      <w:r>
+        <w:rPr>
+          <w:rFonts w:ascii="Arial" w:hAnsi="Arial" w:cs="Arial"/>
+        </w:rPr>
+        <w:tab/>
+      </w:r>
+      <w:r>
+        <w:rPr>
+          <w:rFonts w:ascii="Arial" w:hAnsi="Arial" w:cs="Arial"/>
+        </w:rPr>
+        <w:tab/>
+      </w:r>
+      <w:r>
+        <w:rPr>
+          <w:rFonts w:ascii="Arial" w:hAnsi="Arial" w:cs="Arial"/>
+        </w:rPr>
+        <w:tab/>
+      </w:r>
+      <w:r>
+        <w:rPr>
+          <w:rFonts w:ascii="Arial" w:hAnsi="Arial" w:cs="Arial"/>
+        </w:rPr>
+        <w:tab/>
+        <w:t xml:space="preserve">                                         Dupa</w:t>
+      </w:r>
+    </w:p>
+    <w:p>
+      <w:pPr>
+        <w:rPr>
+          <w:rFonts w:ascii="Arial" w:hAnsi="Arial" w:cs="Arial"/>
+          <w:b/>
+          <w:bCs/>
+        </w:rPr>
+      </w:pPr>
+      <w:r>
+        <w:rPr>
+          <w:rFonts w:ascii="Arial" w:hAnsi="Arial" w:cs="Arial"/>
+          <w:b/>
+          <w:bCs/>
+        </w:rPr>
+        <w:drawing>
+          <wp:inline distT="0" distB="0" distL="0" distR="0" wp14:anchorId="2AF3E42B" wp14:editId="32D86642">
+            <wp:extent cx="2229161" cy="4086795"/>
+            <wp:effectExtent l="0" t="0" r="0" b="9525"/>
+            <wp:docPr id="1915518864" name="Picture 1" descr="A snowman with a carrot nose&#10;&#10;AI-generated content may be incorrect."/>
+            <wp:cNvGraphicFramePr>
+              <a:graphicFrameLocks xmlns:a="http://schemas.openxmlformats.org/drawingml/2006/main" noChangeAspect="1"/>
+            </wp:cNvGraphicFramePr>
+            <a:graphic xmlns:a="http://schemas.openxmlformats.org/drawingml/2006/main">
+              <a:graphicData uri="http://schemas.openxmlformats.org/drawingml/2006/picture">
+                <pic:pic xmlns:pic="http://schemas.openxmlformats.org/drawingml/2006/picture">
+                  <pic:nvPicPr>
+                    <pic:cNvPr id="1915518864" name="Picture 1" descr="A snowman with a carrot nose&#10;&#10;AI-generated content may be incorrect."/>
+                    <pic:cNvPicPr/>
+                  </pic:nvPicPr>
+                  <pic:blipFill>
+                    <a:blip r:embed="rId12"/>
+                    <a:stretch>
+                      <a:fillRect/>
+                    </a:stretch>
+                  </pic:blipFill>
+                  <pic:spPr>
+                    <a:xfrm>
+                      <a:off x="0" y="0"/>
+                      <a:ext cx="2229161" cy="4086795"/>
+                    </a:xfrm>
+                    <a:prstGeom prst="rect">
+                      <a:avLst/>
+                    </a:prstGeom>
+                  </pic:spPr>
+                </pic:pic>
+              </a:graphicData>
+            </a:graphic>
+          </wp:inline>
+        </w:drawing>
+      </w:r>
+      <w:r>
+        <w:rPr>
+          <w:rFonts w:ascii="Arial" w:hAnsi="Arial" w:cs="Arial"/>
+          <w:b/>
+          <w:bCs/>
+        </w:rPr>
+        <w:t xml:space="preserve">                              </w:t>
+      </w:r>
+      <w:r>
+        <w:rPr>
+          <w:rFonts w:ascii="Arial" w:hAnsi="Arial" w:cs="Arial"/>
+          <w:b/>
+          <w:bCs/>
+        </w:rPr>
+        <w:drawing>
+          <wp:inline distT="0" distB="0" distL="0" distR="0" wp14:anchorId="184225F3" wp14:editId="42D450AE">
+            <wp:extent cx="2372056" cy="4029637"/>
+            <wp:effectExtent l="0" t="0" r="9525" b="9525"/>
+            <wp:docPr id="2103374393" name="Picture 1" descr="A snowman with a hat and glasses&#10;&#10;AI-generated content may be incorrect."/>
+            <wp:cNvGraphicFramePr>
+              <a:graphicFrameLocks xmlns:a="http://schemas.openxmlformats.org/drawingml/2006/main" noChangeAspect="1"/>
+            </wp:cNvGraphicFramePr>
+            <a:graphic xmlns:a="http://schemas.openxmlformats.org/drawingml/2006/main">
+              <a:graphicData uri="http://schemas.openxmlformats.org/drawingml/2006/picture">
+                <pic:pic xmlns:pic="http://schemas.openxmlformats.org/drawingml/2006/picture">
+                  <pic:nvPicPr>
+                    <pic:cNvPr id="2103374393" name="Picture 1" descr="A snowman with a hat and glasses&#10;&#10;AI-generated content may be incorrect."/>
+                    <pic:cNvPicPr/>
+                  </pic:nvPicPr>
+                  <pic:blipFill>
+                    <a:blip r:embed="rId13"/>
+                    <a:stretch>
+                      <a:fillRect/>
+                    </a:stretch>
+                  </pic:blipFill>
+                  <pic:spPr>
+                    <a:xfrm>
+                      <a:off x="0" y="0"/>
+                      <a:ext cx="2372056" cy="4029637"/>
+                    </a:xfrm>
+                    <a:prstGeom prst="rect">
+                      <a:avLst/>
+                    </a:prstGeom>
+                  </pic:spPr>
+                </pic:pic>
+              </a:graphicData>
+            </a:graphic>
+          </wp:inline>
+        </w:drawing>
+      </w:r>
+    </w:p>
+    <w:p>
+      <w:pPr>
+        <w:rPr>
+          <w:rFonts w:ascii="Arial" w:hAnsi="Arial" w:cs="Arial"/>
+          <w:b/>
+          <w:bCs/>
+        </w:rPr>
+      </w:pPr>
+      <w:r>
+        <w:rPr>
+          <w:rFonts w:ascii="Arial" w:hAnsi="Arial" w:cs="Arial"/>
+          <w:b/>
+          <w:bCs/>
+          <w:noProof/>
         </w:rPr>
         <w:drawing>
           <wp:inline distT="0" distB="0" distL="0" distR="0" wp14:anchorId="719936F5" wp14:editId="638F0A3D">
@@ -1988,7 +2095,7 @@
                     <pic:cNvPicPr/>
                   </pic:nvPicPr>
                   <pic:blipFill>
-                    <a:blip r:embed="rId12"/>
+                    <a:blip r:embed="rId14"/>
                     <a:stretch>
                       <a:fillRect/>
                     </a:stretch>
@@ -2019,11 +2126,12 @@
         <w:rPr>
           <w:rFonts w:ascii="Arial" w:hAnsi="Arial" w:cs="Arial"/>
         </w:rPr>
+        <w:lastRenderedPageBreak/>
         <w:drawing>
-          <wp:inline distT="0" distB="0" distL="0" distR="0" wp14:anchorId="7BB94206" wp14:editId="724D7A96">
-            <wp:extent cx="5667375" cy="3208020"/>
-            <wp:effectExtent l="0" t="0" r="9525" b="0"/>
-            <wp:docPr id="1605955060" name="Picture 1"/>
+          <wp:inline distT="0" distB="0" distL="0" distR="0" wp14:anchorId="3832C89A" wp14:editId="7381887C">
+            <wp:extent cx="5600701" cy="3377109"/>
+            <wp:effectExtent l="0" t="0" r="0" b="0"/>
+            <wp:docPr id="962862704" name="Picture 1" descr="A computer screen with white and green text&#10;&#10;AI-generated content may be incorrect."/>
             <wp:cNvGraphicFramePr>
               <a:graphicFrameLocks xmlns:a="http://schemas.openxmlformats.org/drawingml/2006/main" noChangeAspect="1"/>
             </wp:cNvGraphicFramePr>
@@ -2031,11 +2139,11 @@
               <a:graphicData uri="http://schemas.openxmlformats.org/drawingml/2006/picture">
                 <pic:pic xmlns:pic="http://schemas.openxmlformats.org/drawingml/2006/picture">
                   <pic:nvPicPr>
-                    <pic:cNvPr id="1605955060" name=""/>
+                    <pic:cNvPr id="962862704" name="Picture 1" descr="A computer screen with white and green text&#10;&#10;AI-generated content may be incorrect."/>
                     <pic:cNvPicPr/>
                   </pic:nvPicPr>
                   <pic:blipFill>
-                    <a:blip r:embed="rId13"/>
+                    <a:blip r:embed="rId15"/>
                     <a:stretch>
                       <a:fillRect/>
                     </a:stretch>
@@ -2043,7 +2151,7 @@
                   <pic:spPr>
                     <a:xfrm>
                       <a:off x="0" y="0"/>
-                      <a:ext cx="5668170" cy="3208470"/>
+                      <a:ext cx="5606038" cy="3380327"/>
                     </a:xfrm>
                     <a:prstGeom prst="rect">
                       <a:avLst/>
@@ -2060,20 +2168,8 @@
       <w:pPr>
         <w:rPr>
           <w:rFonts w:ascii="Arial" w:hAnsi="Arial" w:cs="Arial"/>
-        </w:rPr>
-      </w:pPr>
-    </w:p>
-    <w:p>
-      <w:pPr>
-        <w:rPr>
-          <w:rFonts w:ascii="Arial" w:hAnsi="Arial" w:cs="Arial"/>
-        </w:rPr>
-      </w:pPr>
-    </w:p>
-    <w:p>
-      <w:pPr>
-        <w:rPr>
-          <w:rFonts w:ascii="Arial" w:hAnsi="Arial" w:cs="Arial"/>
+          <w:b/>
+          <w:bCs/>
         </w:rPr>
       </w:pPr>
       <w:r>
@@ -2149,6 +2245,641 @@
       <w:pPr>
         <w:rPr>
           <w:rFonts w:ascii="Arial" w:hAnsi="Arial" w:cs="Arial"/>
+          <w:b/>
+          <w:bCs/>
+        </w:rPr>
+      </w:pPr>
+      <w:r>
+        <w:rPr>
+          <w:rFonts w:ascii="Arial" w:hAnsi="Arial" w:cs="Arial"/>
+        </w:rPr>
+        <w:drawing>
+          <wp:inline distT="0" distB="0" distL="0" distR="0" wp14:anchorId="4AE25FFC" wp14:editId="69893151">
+            <wp:extent cx="2876951" cy="2143424"/>
+            <wp:effectExtent l="0" t="0" r="0" b="9525"/>
+            <wp:docPr id="1835829530" name="Picture 1" descr="A snowman with a shadow&#10;&#10;AI-generated content may be incorrect."/>
+            <wp:cNvGraphicFramePr>
+              <a:graphicFrameLocks xmlns:a="http://schemas.openxmlformats.org/drawingml/2006/main" noChangeAspect="1"/>
+            </wp:cNvGraphicFramePr>
+            <a:graphic xmlns:a="http://schemas.openxmlformats.org/drawingml/2006/main">
+              <a:graphicData uri="http://schemas.openxmlformats.org/drawingml/2006/picture">
+                <pic:pic xmlns:pic="http://schemas.openxmlformats.org/drawingml/2006/picture">
+                  <pic:nvPicPr>
+                    <pic:cNvPr id="1835829530" name="Picture 1" descr="A snowman with a shadow&#10;&#10;AI-generated content may be incorrect."/>
+                    <pic:cNvPicPr/>
+                  </pic:nvPicPr>
+                  <pic:blipFill>
+                    <a:blip r:embed="rId16"/>
+                    <a:stretch>
+                      <a:fillRect/>
+                    </a:stretch>
+                  </pic:blipFill>
+                  <pic:spPr>
+                    <a:xfrm>
+                      <a:off x="0" y="0"/>
+                      <a:ext cx="2876951" cy="2143424"/>
+                    </a:xfrm>
+                    <a:prstGeom prst="rect">
+                      <a:avLst/>
+                    </a:prstGeom>
+                  </pic:spPr>
+                </pic:pic>
+              </a:graphicData>
+            </a:graphic>
+          </wp:inline>
+        </w:drawing>
+      </w:r>
+    </w:p>
+    <w:p>
+      <w:pPr>
+        <w:rPr>
+          <w:rFonts w:ascii="Arial" w:hAnsi="Arial" w:cs="Arial"/>
+        </w:rPr>
+      </w:pPr>
+      <w:r>
+        <w:rPr>
+          <w:rFonts w:ascii="Arial" w:hAnsi="Arial" w:cs="Arial"/>
+        </w:rPr>
+        <w:t>I</w:t>
+      </w:r>
+      <w:r>
+        <w:rPr>
+          <w:rFonts w:ascii="Arial" w:hAnsi="Arial" w:cs="Arial"/>
+        </w:rPr>
+        <w:t xml:space="preserve">n </w:t>
+      </w:r>
+      <w:proofErr w:type="spellStart"/>
+      <w:proofErr w:type="gramStart"/>
+      <w:r>
+        <w:rPr>
+          <w:rFonts w:ascii="Arial" w:hAnsi="Arial" w:cs="Arial"/>
+        </w:rPr>
+        <w:t>init</w:t>
+      </w:r>
+      <w:proofErr w:type="spellEnd"/>
+      <w:r>
+        <w:rPr>
+          <w:rFonts w:ascii="Arial" w:hAnsi="Arial" w:cs="Arial"/>
+        </w:rPr>
+        <w:t>(</w:t>
+      </w:r>
+      <w:proofErr w:type="gramEnd"/>
+      <w:r>
+        <w:rPr>
+          <w:rFonts w:ascii="Arial" w:hAnsi="Arial" w:cs="Arial"/>
+        </w:rPr>
+        <w:t xml:space="preserve">) (se </w:t>
+      </w:r>
+      <w:proofErr w:type="spellStart"/>
+      <w:r>
+        <w:rPr>
+          <w:rFonts w:ascii="Arial" w:hAnsi="Arial" w:cs="Arial"/>
+        </w:rPr>
+        <w:t>calculeaz</w:t>
+      </w:r>
+      <w:r>
+        <w:rPr>
+          <w:rFonts w:ascii="Arial" w:hAnsi="Arial" w:cs="Arial"/>
+        </w:rPr>
+        <w:t>a</w:t>
+      </w:r>
+      <w:proofErr w:type="spellEnd"/>
+      <w:r>
+        <w:rPr>
+          <w:rFonts w:ascii="Arial" w:hAnsi="Arial" w:cs="Arial"/>
+        </w:rPr>
+        <w:t xml:space="preserve"> </w:t>
+      </w:r>
+      <w:proofErr w:type="spellStart"/>
+      <w:r>
+        <w:rPr>
+          <w:rFonts w:ascii="Arial" w:hAnsi="Arial" w:cs="Arial"/>
+        </w:rPr>
+        <w:t>matricea</w:t>
+      </w:r>
+      <w:proofErr w:type="spellEnd"/>
+      <w:r>
+        <w:rPr>
+          <w:rFonts w:ascii="Arial" w:hAnsi="Arial" w:cs="Arial"/>
+        </w:rPr>
+        <w:t xml:space="preserve"> de umbr</w:t>
+      </w:r>
+      <w:r>
+        <w:rPr>
+          <w:rFonts w:ascii="Arial" w:hAnsi="Arial" w:cs="Arial"/>
+        </w:rPr>
+        <w:t>a</w:t>
+      </w:r>
+      <w:r>
+        <w:rPr>
+          <w:rFonts w:ascii="Arial" w:hAnsi="Arial" w:cs="Arial"/>
+        </w:rPr>
+        <w:t xml:space="preserve">) </w:t>
+      </w:r>
+      <w:proofErr w:type="spellStart"/>
+      <w:r>
+        <w:rPr>
+          <w:rFonts w:ascii="Arial" w:hAnsi="Arial" w:cs="Arial"/>
+        </w:rPr>
+        <w:t>s</w:t>
+      </w:r>
+      <w:r>
+        <w:rPr>
+          <w:rFonts w:ascii="Arial" w:hAnsi="Arial" w:cs="Arial"/>
+        </w:rPr>
+        <w:t>i</w:t>
+      </w:r>
+      <w:proofErr w:type="spellEnd"/>
+      <w:r>
+        <w:rPr>
+          <w:rFonts w:ascii="Arial" w:hAnsi="Arial" w:cs="Arial"/>
+        </w:rPr>
+        <w:t xml:space="preserve"> </w:t>
+      </w:r>
+      <w:r>
+        <w:rPr>
+          <w:rFonts w:ascii="Arial" w:hAnsi="Arial" w:cs="Arial"/>
+        </w:rPr>
+        <w:t>i</w:t>
+      </w:r>
+      <w:r>
+        <w:rPr>
+          <w:rFonts w:ascii="Arial" w:hAnsi="Arial" w:cs="Arial"/>
+        </w:rPr>
+        <w:t xml:space="preserve">n </w:t>
+      </w:r>
+      <w:proofErr w:type="spellStart"/>
+      <w:proofErr w:type="gramStart"/>
+      <w:r>
+        <w:rPr>
+          <w:rFonts w:ascii="Arial" w:hAnsi="Arial" w:cs="Arial"/>
+        </w:rPr>
+        <w:t>desenUmbra</w:t>
+      </w:r>
+      <w:proofErr w:type="spellEnd"/>
+      <w:r>
+        <w:rPr>
+          <w:rFonts w:ascii="Arial" w:hAnsi="Arial" w:cs="Arial"/>
+        </w:rPr>
+        <w:t>(</w:t>
+      </w:r>
+      <w:proofErr w:type="gramEnd"/>
+      <w:r>
+        <w:rPr>
+          <w:rFonts w:ascii="Arial" w:hAnsi="Arial" w:cs="Arial"/>
+        </w:rPr>
+        <w:t xml:space="preserve">) (se </w:t>
+      </w:r>
+      <w:proofErr w:type="spellStart"/>
+      <w:r>
+        <w:rPr>
+          <w:rFonts w:ascii="Arial" w:hAnsi="Arial" w:cs="Arial"/>
+        </w:rPr>
+        <w:t>deseneaz</w:t>
+      </w:r>
+      <w:r>
+        <w:rPr>
+          <w:rFonts w:ascii="Arial" w:hAnsi="Arial" w:cs="Arial"/>
+        </w:rPr>
+        <w:t>a</w:t>
+      </w:r>
+      <w:proofErr w:type="spellEnd"/>
+      <w:r>
+        <w:rPr>
+          <w:rFonts w:ascii="Arial" w:hAnsi="Arial" w:cs="Arial"/>
+        </w:rPr>
+        <w:t xml:space="preserve"> </w:t>
+      </w:r>
+      <w:proofErr w:type="spellStart"/>
+      <w:r>
+        <w:rPr>
+          <w:rFonts w:ascii="Arial" w:hAnsi="Arial" w:cs="Arial"/>
+        </w:rPr>
+        <w:t>efectul</w:t>
+      </w:r>
+      <w:proofErr w:type="spellEnd"/>
+      <w:r>
+        <w:rPr>
+          <w:rFonts w:ascii="Arial" w:hAnsi="Arial" w:cs="Arial"/>
+        </w:rPr>
+        <w:t xml:space="preserve">), </w:t>
+      </w:r>
+      <w:proofErr w:type="spellStart"/>
+      <w:r>
+        <w:rPr>
+          <w:rFonts w:ascii="Arial" w:hAnsi="Arial" w:cs="Arial"/>
+        </w:rPr>
+        <w:t>apoi</w:t>
+      </w:r>
+      <w:proofErr w:type="spellEnd"/>
+      <w:r>
+        <w:rPr>
+          <w:rFonts w:ascii="Arial" w:hAnsi="Arial" w:cs="Arial"/>
+        </w:rPr>
+        <w:t xml:space="preserve"> </w:t>
+      </w:r>
+      <w:proofErr w:type="spellStart"/>
+      <w:r>
+        <w:rPr>
+          <w:rFonts w:ascii="Arial" w:hAnsi="Arial" w:cs="Arial"/>
+        </w:rPr>
+        <w:t>apel</w:t>
+      </w:r>
+      <w:proofErr w:type="spellEnd"/>
+      <w:r>
+        <w:rPr>
+          <w:rFonts w:ascii="Arial" w:hAnsi="Arial" w:cs="Arial"/>
+        </w:rPr>
+        <w:t xml:space="preserve"> </w:t>
+      </w:r>
+      <w:proofErr w:type="spellStart"/>
+      <w:r>
+        <w:rPr>
+          <w:rFonts w:ascii="Arial" w:hAnsi="Arial" w:cs="Arial"/>
+        </w:rPr>
+        <w:t>în</w:t>
+      </w:r>
+      <w:proofErr w:type="spellEnd"/>
+      <w:r>
+        <w:rPr>
+          <w:rFonts w:ascii="Arial" w:hAnsi="Arial" w:cs="Arial"/>
+        </w:rPr>
+        <w:t xml:space="preserve"> </w:t>
+      </w:r>
+      <w:proofErr w:type="gramStart"/>
+      <w:r>
+        <w:rPr>
+          <w:rFonts w:ascii="Arial" w:hAnsi="Arial" w:cs="Arial"/>
+        </w:rPr>
+        <w:t>display(</w:t>
+      </w:r>
+      <w:proofErr w:type="gramEnd"/>
+      <w:r>
+        <w:rPr>
+          <w:rFonts w:ascii="Arial" w:hAnsi="Arial" w:cs="Arial"/>
+        </w:rPr>
+        <w:t>)</w:t>
+      </w:r>
+    </w:p>
+    <w:p>
+      <w:pPr>
+        <w:rPr>
+          <w:rFonts w:ascii="Arial" w:hAnsi="Arial" w:cs="Arial"/>
+        </w:rPr>
+      </w:pPr>
+    </w:p>
+    <w:p>
+      <w:pPr>
+        <w:rPr>
+          <w:rFonts w:ascii="Arial" w:hAnsi="Arial" w:cs="Arial"/>
+        </w:rPr>
+      </w:pPr>
+      <w:r>
+        <w:rPr>
+          <w:rFonts w:ascii="Arial" w:hAnsi="Arial" w:cs="Arial"/>
+        </w:rPr>
+        <w:drawing>
+          <wp:inline distT="0" distB="0" distL="0" distR="0" wp14:anchorId="2820F608" wp14:editId="017F92AE">
+            <wp:extent cx="4632729" cy="1301478"/>
+            <wp:effectExtent l="0" t="0" r="0" b="0"/>
+            <wp:docPr id="1653370738" name="Picture 1" descr="A screen shot of a computer program&#10;&#10;AI-generated content may be incorrect."/>
+            <wp:cNvGraphicFramePr>
+              <a:graphicFrameLocks xmlns:a="http://schemas.openxmlformats.org/drawingml/2006/main" noChangeAspect="1"/>
+            </wp:cNvGraphicFramePr>
+            <a:graphic xmlns:a="http://schemas.openxmlformats.org/drawingml/2006/main">
+              <a:graphicData uri="http://schemas.openxmlformats.org/drawingml/2006/picture">
+                <pic:pic xmlns:pic="http://schemas.openxmlformats.org/drawingml/2006/picture">
+                  <pic:nvPicPr>
+                    <pic:cNvPr id="1653370738" name="Picture 1" descr="A screen shot of a computer program&#10;&#10;AI-generated content may be incorrect."/>
+                    <pic:cNvPicPr/>
+                  </pic:nvPicPr>
+                  <pic:blipFill>
+                    <a:blip r:embed="rId17"/>
+                    <a:stretch>
+                      <a:fillRect/>
+                    </a:stretch>
+                  </pic:blipFill>
+                  <pic:spPr>
+                    <a:xfrm>
+                      <a:off x="0" y="0"/>
+                      <a:ext cx="4682477" cy="1315454"/>
+                    </a:xfrm>
+                    <a:prstGeom prst="rect">
+                      <a:avLst/>
+                    </a:prstGeom>
+                  </pic:spPr>
+                </pic:pic>
+              </a:graphicData>
+            </a:graphic>
+          </wp:inline>
+        </w:drawing>
+      </w:r>
+    </w:p>
+    <w:p>
+      <w:pPr>
+        <w:rPr>
+          <w:rFonts w:ascii="Arial" w:hAnsi="Arial" w:cs="Arial"/>
+        </w:rPr>
+      </w:pPr>
+      <w:proofErr w:type="spellStart"/>
+      <w:r>
+        <w:rPr>
+          <w:rFonts w:ascii="Arial" w:hAnsi="Arial" w:cs="Arial"/>
+        </w:rPr>
+        <w:lastRenderedPageBreak/>
+        <w:t>Geometria</w:t>
+      </w:r>
+      <w:proofErr w:type="spellEnd"/>
+      <w:r>
+        <w:rPr>
+          <w:rFonts w:ascii="Arial" w:hAnsi="Arial" w:cs="Arial"/>
+        </w:rPr>
+        <w:t xml:space="preserve"> </w:t>
+      </w:r>
+      <w:proofErr w:type="spellStart"/>
+      <w:r>
+        <w:rPr>
+          <w:rFonts w:ascii="Arial" w:hAnsi="Arial" w:cs="Arial"/>
+        </w:rPr>
+        <w:t>umbrei</w:t>
+      </w:r>
+      <w:proofErr w:type="spellEnd"/>
+    </w:p>
+    <w:p>
+      <w:pPr>
+        <w:rPr>
+          <w:rFonts w:ascii="Arial" w:hAnsi="Arial" w:cs="Arial"/>
+        </w:rPr>
+      </w:pPr>
+      <w:r>
+        <w:rPr>
+          <w:rFonts w:ascii="Arial" w:hAnsi="Arial" w:cs="Arial"/>
+        </w:rPr>
+        <w:drawing>
+          <wp:inline distT="0" distB="0" distL="0" distR="0" wp14:anchorId="62407D7D" wp14:editId="0294480A">
+            <wp:extent cx="3496163" cy="1114581"/>
+            <wp:effectExtent l="0" t="0" r="0" b="9525"/>
+            <wp:docPr id="304663608" name="Picture 1" descr="A screenshot of a computer program&#10;&#10;AI-generated content may be incorrect."/>
+            <wp:cNvGraphicFramePr>
+              <a:graphicFrameLocks xmlns:a="http://schemas.openxmlformats.org/drawingml/2006/main" noChangeAspect="1"/>
+            </wp:cNvGraphicFramePr>
+            <a:graphic xmlns:a="http://schemas.openxmlformats.org/drawingml/2006/main">
+              <a:graphicData uri="http://schemas.openxmlformats.org/drawingml/2006/picture">
+                <pic:pic xmlns:pic="http://schemas.openxmlformats.org/drawingml/2006/picture">
+                  <pic:nvPicPr>
+                    <pic:cNvPr id="304663608" name="Picture 1" descr="A screenshot of a computer program&#10;&#10;AI-generated content may be incorrect."/>
+                    <pic:cNvPicPr/>
+                  </pic:nvPicPr>
+                  <pic:blipFill>
+                    <a:blip r:embed="rId18"/>
+                    <a:stretch>
+                      <a:fillRect/>
+                    </a:stretch>
+                  </pic:blipFill>
+                  <pic:spPr>
+                    <a:xfrm>
+                      <a:off x="0" y="0"/>
+                      <a:ext cx="3496163" cy="1114581"/>
+                    </a:xfrm>
+                    <a:prstGeom prst="rect">
+                      <a:avLst/>
+                    </a:prstGeom>
+                  </pic:spPr>
+                </pic:pic>
+              </a:graphicData>
+            </a:graphic>
+          </wp:inline>
+        </w:drawing>
+      </w:r>
+    </w:p>
+    <w:p>
+      <w:pPr>
+        <w:rPr>
+          <w:rFonts w:ascii="Arial" w:hAnsi="Arial" w:cs="Arial"/>
+        </w:rPr>
+      </w:pPr>
+      <w:r>
+        <w:rPr>
+          <w:rFonts w:ascii="Arial" w:hAnsi="Arial" w:cs="Arial"/>
+        </w:rPr>
+        <w:t xml:space="preserve">Stencil – </w:t>
+      </w:r>
+      <w:proofErr w:type="spellStart"/>
+      <w:r>
+        <w:rPr>
+          <w:rFonts w:ascii="Arial" w:hAnsi="Arial" w:cs="Arial"/>
+        </w:rPr>
+        <w:t>marcheaza</w:t>
+      </w:r>
+      <w:proofErr w:type="spellEnd"/>
+      <w:r>
+        <w:rPr>
+          <w:rFonts w:ascii="Arial" w:hAnsi="Arial" w:cs="Arial"/>
+        </w:rPr>
+        <w:t xml:space="preserve"> zona </w:t>
+      </w:r>
+      <w:proofErr w:type="spellStart"/>
+      <w:r>
+        <w:rPr>
+          <w:rFonts w:ascii="Arial" w:hAnsi="Arial" w:cs="Arial"/>
+        </w:rPr>
+        <w:t>umbrei</w:t>
+      </w:r>
+      <w:proofErr w:type="spellEnd"/>
+    </w:p>
+    <w:p>
+      <w:pPr>
+        <w:rPr>
+          <w:rFonts w:ascii="Arial" w:hAnsi="Arial" w:cs="Arial"/>
+        </w:rPr>
+      </w:pPr>
+      <w:r>
+        <w:rPr>
+          <w:rFonts w:ascii="Arial" w:hAnsi="Arial" w:cs="Arial"/>
+        </w:rPr>
+        <w:drawing>
+          <wp:inline distT="0" distB="0" distL="0" distR="0" wp14:anchorId="0288377E" wp14:editId="3D60EBBC">
+            <wp:extent cx="4715533" cy="1810003"/>
+            <wp:effectExtent l="0" t="0" r="0" b="0"/>
+            <wp:docPr id="1289660185" name="Picture 1" descr="A screen shot of a computer program&#10;&#10;AI-generated content may be incorrect."/>
+            <wp:cNvGraphicFramePr>
+              <a:graphicFrameLocks xmlns:a="http://schemas.openxmlformats.org/drawingml/2006/main" noChangeAspect="1"/>
+            </wp:cNvGraphicFramePr>
+            <a:graphic xmlns:a="http://schemas.openxmlformats.org/drawingml/2006/main">
+              <a:graphicData uri="http://schemas.openxmlformats.org/drawingml/2006/picture">
+                <pic:pic xmlns:pic="http://schemas.openxmlformats.org/drawingml/2006/picture">
+                  <pic:nvPicPr>
+                    <pic:cNvPr id="1289660185" name="Picture 1" descr="A screen shot of a computer program&#10;&#10;AI-generated content may be incorrect."/>
+                    <pic:cNvPicPr/>
+                  </pic:nvPicPr>
+                  <pic:blipFill>
+                    <a:blip r:embed="rId19"/>
+                    <a:stretch>
+                      <a:fillRect/>
+                    </a:stretch>
+                  </pic:blipFill>
+                  <pic:spPr>
+                    <a:xfrm>
+                      <a:off x="0" y="0"/>
+                      <a:ext cx="4715533" cy="1810003"/>
+                    </a:xfrm>
+                    <a:prstGeom prst="rect">
+                      <a:avLst/>
+                    </a:prstGeom>
+                  </pic:spPr>
+                </pic:pic>
+              </a:graphicData>
+            </a:graphic>
+          </wp:inline>
+        </w:drawing>
+      </w:r>
+    </w:p>
+    <w:p>
+      <w:pPr>
+        <w:rPr>
+          <w:rFonts w:ascii="Arial" w:hAnsi="Arial" w:cs="Arial"/>
+        </w:rPr>
+      </w:pPr>
+      <w:r>
+        <w:rPr>
+          <w:rFonts w:ascii="Arial" w:hAnsi="Arial" w:cs="Arial"/>
+        </w:rPr>
+        <w:drawing>
+          <wp:inline distT="0" distB="0" distL="0" distR="0" wp14:anchorId="34D95E0C" wp14:editId="64FF434C">
+            <wp:extent cx="5943600" cy="2980690"/>
+            <wp:effectExtent l="0" t="0" r="0" b="0"/>
+            <wp:docPr id="482474573" name="Picture 1" descr="A screenshot of a computer program&#10;&#10;AI-generated content may be incorrect."/>
+            <wp:cNvGraphicFramePr>
+              <a:graphicFrameLocks xmlns:a="http://schemas.openxmlformats.org/drawingml/2006/main" noChangeAspect="1"/>
+            </wp:cNvGraphicFramePr>
+            <a:graphic xmlns:a="http://schemas.openxmlformats.org/drawingml/2006/main">
+              <a:graphicData uri="http://schemas.openxmlformats.org/drawingml/2006/picture">
+                <pic:pic xmlns:pic="http://schemas.openxmlformats.org/drawingml/2006/picture">
+                  <pic:nvPicPr>
+                    <pic:cNvPr id="482474573" name="Picture 1" descr="A screenshot of a computer program&#10;&#10;AI-generated content may be incorrect."/>
+                    <pic:cNvPicPr/>
+                  </pic:nvPicPr>
+                  <pic:blipFill>
+                    <a:blip r:embed="rId20"/>
+                    <a:stretch>
+                      <a:fillRect/>
+                    </a:stretch>
+                  </pic:blipFill>
+                  <pic:spPr>
+                    <a:xfrm>
+                      <a:off x="0" y="0"/>
+                      <a:ext cx="5943600" cy="2980690"/>
+                    </a:xfrm>
+                    <a:prstGeom prst="rect">
+                      <a:avLst/>
+                    </a:prstGeom>
+                  </pic:spPr>
+                </pic:pic>
+              </a:graphicData>
+            </a:graphic>
+          </wp:inline>
+        </w:drawing>
+      </w:r>
+    </w:p>
+    <w:p>
+      <w:pPr>
+        <w:rPr>
+          <w:rFonts w:ascii="Arial" w:hAnsi="Arial" w:cs="Arial"/>
+        </w:rPr>
+      </w:pPr>
+      <w:r>
+        <w:rPr>
+          <w:rFonts w:ascii="Arial" w:hAnsi="Arial" w:cs="Arial"/>
+        </w:rPr>
+        <w:drawing>
+          <wp:inline distT="0" distB="0" distL="0" distR="0" wp14:anchorId="6AFB5456" wp14:editId="46DF49FF">
+            <wp:extent cx="5410955" cy="495369"/>
+            <wp:effectExtent l="0" t="0" r="0" b="0"/>
+            <wp:docPr id="2091092754" name="Picture 1"/>
+            <wp:cNvGraphicFramePr>
+              <a:graphicFrameLocks xmlns:a="http://schemas.openxmlformats.org/drawingml/2006/main" noChangeAspect="1"/>
+            </wp:cNvGraphicFramePr>
+            <a:graphic xmlns:a="http://schemas.openxmlformats.org/drawingml/2006/main">
+              <a:graphicData uri="http://schemas.openxmlformats.org/drawingml/2006/picture">
+                <pic:pic xmlns:pic="http://schemas.openxmlformats.org/drawingml/2006/picture">
+                  <pic:nvPicPr>
+                    <pic:cNvPr id="2091092754" name=""/>
+                    <pic:cNvPicPr/>
+                  </pic:nvPicPr>
+                  <pic:blipFill>
+                    <a:blip r:embed="rId21"/>
+                    <a:stretch>
+                      <a:fillRect/>
+                    </a:stretch>
+                  </pic:blipFill>
+                  <pic:spPr>
+                    <a:xfrm>
+                      <a:off x="0" y="0"/>
+                      <a:ext cx="5410955" cy="495369"/>
+                    </a:xfrm>
+                    <a:prstGeom prst="rect">
+                      <a:avLst/>
+                    </a:prstGeom>
+                  </pic:spPr>
+                </pic:pic>
+              </a:graphicData>
+            </a:graphic>
+          </wp:inline>
+        </w:drawing>
+      </w:r>
+    </w:p>
+    <w:p>
+      <w:pPr>
+        <w:rPr>
+          <w:rFonts w:ascii="Arial" w:hAnsi="Arial" w:cs="Arial"/>
+        </w:rPr>
+      </w:pPr>
+      <w:r>
+        <w:rPr>
+          <w:rFonts w:ascii="Arial" w:hAnsi="Arial" w:cs="Arial"/>
+        </w:rPr>
+        <w:lastRenderedPageBreak/>
+        <w:drawing>
+          <wp:inline distT="0" distB="0" distL="0" distR="0" wp14:anchorId="727BEC68" wp14:editId="243B84C0">
+            <wp:extent cx="2600688" cy="819264"/>
+            <wp:effectExtent l="0" t="0" r="9525" b="0"/>
+            <wp:docPr id="790184250" name="Picture 1" descr="A computer screen with text&#10;&#10;AI-generated content may be incorrect."/>
+            <wp:cNvGraphicFramePr>
+              <a:graphicFrameLocks xmlns:a="http://schemas.openxmlformats.org/drawingml/2006/main" noChangeAspect="1"/>
+            </wp:cNvGraphicFramePr>
+            <a:graphic xmlns:a="http://schemas.openxmlformats.org/drawingml/2006/main">
+              <a:graphicData uri="http://schemas.openxmlformats.org/drawingml/2006/picture">
+                <pic:pic xmlns:pic="http://schemas.openxmlformats.org/drawingml/2006/picture">
+                  <pic:nvPicPr>
+                    <pic:cNvPr id="790184250" name="Picture 1" descr="A computer screen with text&#10;&#10;AI-generated content may be incorrect."/>
+                    <pic:cNvPicPr/>
+                  </pic:nvPicPr>
+                  <pic:blipFill>
+                    <a:blip r:embed="rId22"/>
+                    <a:stretch>
+                      <a:fillRect/>
+                    </a:stretch>
+                  </pic:blipFill>
+                  <pic:spPr>
+                    <a:xfrm>
+                      <a:off x="0" y="0"/>
+                      <a:ext cx="2600688" cy="819264"/>
+                    </a:xfrm>
+                    <a:prstGeom prst="rect">
+                      <a:avLst/>
+                    </a:prstGeom>
+                  </pic:spPr>
+                </pic:pic>
+              </a:graphicData>
+            </a:graphic>
+          </wp:inline>
+        </w:drawing>
+      </w:r>
+    </w:p>
+    <w:p>
+      <w:pPr>
+        <w:rPr>
+          <w:rFonts w:ascii="Arial" w:hAnsi="Arial" w:cs="Arial"/>
         </w:rPr>
       </w:pPr>
       <w:r>
@@ -2244,6 +2975,175 @@
           <w:rFonts w:ascii="Arial" w:hAnsi="Arial" w:cs="Arial"/>
         </w:rPr>
       </w:pPr>
+      <w:r>
+        <w:rPr>
+          <w:rFonts w:ascii="Arial" w:hAnsi="Arial" w:cs="Arial"/>
+        </w:rPr>
+        <w:drawing>
+          <wp:inline distT="0" distB="0" distL="0" distR="0" wp14:anchorId="52E54192" wp14:editId="661CFB1B">
+            <wp:extent cx="5943600" cy="4271645"/>
+            <wp:effectExtent l="0" t="0" r="0" b="0"/>
+            <wp:docPr id="669198432" name="Picture 1" descr="A light bulb on a blue surface&#10;&#10;AI-generated content may be incorrect."/>
+            <wp:cNvGraphicFramePr>
+              <a:graphicFrameLocks xmlns:a="http://schemas.openxmlformats.org/drawingml/2006/main" noChangeAspect="1"/>
+            </wp:cNvGraphicFramePr>
+            <a:graphic xmlns:a="http://schemas.openxmlformats.org/drawingml/2006/main">
+              <a:graphicData uri="http://schemas.openxmlformats.org/drawingml/2006/picture">
+                <pic:pic xmlns:pic="http://schemas.openxmlformats.org/drawingml/2006/picture">
+                  <pic:nvPicPr>
+                    <pic:cNvPr id="669198432" name="Picture 1" descr="A light bulb on a blue surface&#10;&#10;AI-generated content may be incorrect."/>
+                    <pic:cNvPicPr/>
+                  </pic:nvPicPr>
+                  <pic:blipFill>
+                    <a:blip r:embed="rId23"/>
+                    <a:stretch>
+                      <a:fillRect/>
+                    </a:stretch>
+                  </pic:blipFill>
+                  <pic:spPr>
+                    <a:xfrm>
+                      <a:off x="0" y="0"/>
+                      <a:ext cx="5943600" cy="4271645"/>
+                    </a:xfrm>
+                    <a:prstGeom prst="rect">
+                      <a:avLst/>
+                    </a:prstGeom>
+                  </pic:spPr>
+                </pic:pic>
+              </a:graphicData>
+            </a:graphic>
+          </wp:inline>
+        </w:drawing>
+      </w:r>
+    </w:p>
+    <w:p>
+      <w:pPr>
+        <w:rPr>
+          <w:rFonts w:ascii="Arial" w:hAnsi="Arial" w:cs="Arial"/>
+        </w:rPr>
+      </w:pPr>
+    </w:p>
+    <w:p>
+      <w:pPr>
+        <w:rPr>
+          <w:rFonts w:ascii="Arial" w:hAnsi="Arial" w:cs="Arial"/>
+        </w:rPr>
+      </w:pPr>
+      <w:r>
+        <w:rPr>
+          <w:rFonts w:ascii="Arial" w:hAnsi="Arial" w:cs="Arial"/>
+        </w:rPr>
+        <w:drawing>
+          <wp:inline distT="0" distB="0" distL="0" distR="0" wp14:anchorId="22ED6DF4" wp14:editId="570C2163">
+            <wp:extent cx="2962688" cy="2172003"/>
+            <wp:effectExtent l="0" t="0" r="9525" b="0"/>
+            <wp:docPr id="1834003185" name="Picture 1" descr="A screen shot of a computer code&#10;&#10;AI-generated content may be incorrect."/>
+            <wp:cNvGraphicFramePr>
+              <a:graphicFrameLocks xmlns:a="http://schemas.openxmlformats.org/drawingml/2006/main" noChangeAspect="1"/>
+            </wp:cNvGraphicFramePr>
+            <a:graphic xmlns:a="http://schemas.openxmlformats.org/drawingml/2006/main">
+              <a:graphicData uri="http://schemas.openxmlformats.org/drawingml/2006/picture">
+                <pic:pic xmlns:pic="http://schemas.openxmlformats.org/drawingml/2006/picture">
+                  <pic:nvPicPr>
+                    <pic:cNvPr id="1834003185" name="Picture 1" descr="A screen shot of a computer code&#10;&#10;AI-generated content may be incorrect."/>
+                    <pic:cNvPicPr/>
+                  </pic:nvPicPr>
+                  <pic:blipFill>
+                    <a:blip r:embed="rId24"/>
+                    <a:stretch>
+                      <a:fillRect/>
+                    </a:stretch>
+                  </pic:blipFill>
+                  <pic:spPr>
+                    <a:xfrm>
+                      <a:off x="0" y="0"/>
+                      <a:ext cx="2962688" cy="2172003"/>
+                    </a:xfrm>
+                    <a:prstGeom prst="rect">
+                      <a:avLst/>
+                    </a:prstGeom>
+                  </pic:spPr>
+                </pic:pic>
+              </a:graphicData>
+            </a:graphic>
+          </wp:inline>
+        </w:drawing>
+      </w:r>
+    </w:p>
+    <w:p>
+      <w:pPr>
+        <w:rPr>
+          <w:rFonts w:ascii="Arial" w:hAnsi="Arial" w:cs="Arial"/>
+        </w:rPr>
+      </w:pPr>
+      <w:r>
+        <w:rPr>
+          <w:rFonts w:ascii="Arial" w:hAnsi="Arial" w:cs="Arial"/>
+        </w:rPr>
+        <w:lastRenderedPageBreak/>
+        <w:t xml:space="preserve">In </w:t>
+      </w:r>
+      <w:proofErr w:type="gramStart"/>
+      <w:r>
+        <w:rPr>
+          <w:rFonts w:ascii="Arial" w:hAnsi="Arial" w:cs="Arial"/>
+        </w:rPr>
+        <w:t>display(</w:t>
+      </w:r>
+      <w:proofErr w:type="gramEnd"/>
+      <w:r>
+        <w:rPr>
+          <w:rFonts w:ascii="Arial" w:hAnsi="Arial" w:cs="Arial"/>
+        </w:rPr>
+        <w:t>)</w:t>
+      </w:r>
+    </w:p>
+    <w:p>
+      <w:pPr>
+        <w:rPr>
+          <w:rFonts w:ascii="Arial" w:hAnsi="Arial" w:cs="Arial"/>
+        </w:rPr>
+      </w:pPr>
+      <w:r>
+        <w:rPr>
+          <w:rFonts w:ascii="Arial" w:hAnsi="Arial" w:cs="Arial"/>
+        </w:rPr>
+        <w:drawing>
+          <wp:inline distT="0" distB="0" distL="0" distR="0" wp14:anchorId="695B4B7D" wp14:editId="3CA2EB6D">
+            <wp:extent cx="2705478" cy="809738"/>
+            <wp:effectExtent l="0" t="0" r="0" b="9525"/>
+            <wp:docPr id="1978191711" name="Picture 1" descr="A computer screen shot of text&#10;&#10;AI-generated content may be incorrect."/>
+            <wp:cNvGraphicFramePr>
+              <a:graphicFrameLocks xmlns:a="http://schemas.openxmlformats.org/drawingml/2006/main" noChangeAspect="1"/>
+            </wp:cNvGraphicFramePr>
+            <a:graphic xmlns:a="http://schemas.openxmlformats.org/drawingml/2006/main">
+              <a:graphicData uri="http://schemas.openxmlformats.org/drawingml/2006/picture">
+                <pic:pic xmlns:pic="http://schemas.openxmlformats.org/drawingml/2006/picture">
+                  <pic:nvPicPr>
+                    <pic:cNvPr id="1978191711" name="Picture 1" descr="A computer screen shot of text&#10;&#10;AI-generated content may be incorrect."/>
+                    <pic:cNvPicPr/>
+                  </pic:nvPicPr>
+                  <pic:blipFill>
+                    <a:blip r:embed="rId25"/>
+                    <a:stretch>
+                      <a:fillRect/>
+                    </a:stretch>
+                  </pic:blipFill>
+                  <pic:spPr>
+                    <a:xfrm>
+                      <a:off x="0" y="0"/>
+                      <a:ext cx="2705478" cy="809738"/>
+                    </a:xfrm>
+                    <a:prstGeom prst="rect">
+                      <a:avLst/>
+                    </a:prstGeom>
+                  </pic:spPr>
+                </pic:pic>
+              </a:graphicData>
+            </a:graphic>
+          </wp:inline>
+        </w:drawing>
+      </w:r>
     </w:p>
     <w:sectPr>
       <w:pgSz w:w="12240" w:h="15840"/>
